--- a/example_articles/states/Michigan/2.states_Michigan_New_York_Times.docx
+++ b/example_articles/states/Michigan/2.states_Michigan_New_York_Times.docx
@@ -29,17 +29,17 @@
     </w:p>
     <w:p>
       <w:r>
-        <w:t>Source File: NYT/45.DOCX</w:t>
+        <w:t>Source file: NYT/45.DOCX</w:t>
       </w:r>
     </w:p>
     <w:p>
       <w:r>
-        <w:t>Raw locations result: ['Michigan']</w:t>
+        <w:t>Raw locations result, 'locations': ['Michigan']</w:t>
       </w:r>
     </w:p>
     <w:p>
       <w:r>
-        <w:t>states_stand_flat (Standardized): Michigan</w:t>
+        <w:t>Standardized locations result, 'states_stand_flat': Michigan</w:t>
       </w:r>
     </w:p>
     <w:p>

--- a/example_articles/states/Michigan/2.states_Michigan_New_York_Times.docx
+++ b/example_articles/states/Michigan/2.states_Michigan_New_York_Times.docx
@@ -7,9 +7,7 @@
         <w:pStyle w:val="Heading1"/>
       </w:pPr>
       <w:r>
-        <w:t>ARCHITECTURE VIEW;</w:t>
-        <w:br/>
-        <w:t>Turning Back the Clock to Reinvent the Mall</w:t>
+        <w:t>A Point Guard Like No Other</w:t>
       </w:r>
     </w:p>
     <w:p>
@@ -19,12 +17,12 @@
     </w:p>
     <w:p>
       <w:r>
-        <w:t>Date: 1992-03-15</w:t>
+        <w:t>Date: 1992-11-08</w:t>
       </w:r>
     </w:p>
     <w:p>
       <w:r>
-        <w:t>Section: Section 2;; Section 2; Page 40; Column 1; Arts &amp; Leisure Desk; Column 1;</w:t>
+        <w:t>Section: Section 7;; Section 7; Page 20; Column 3; Book Review Desk; Column 3;; Biography; Review</w:t>
       </w:r>
     </w:p>
     <w:p>
@@ -51,43 +49,35 @@
     </w:p>
     <w:p>
       <w:r>
-        <w:t>Welcome to the latest edition of McArchitecture. Like a slugger at the age of 35, or a dog at 9, a shopping mall has pretty much had it by age 25. But with more malls passing this milestone and no money to build new ones, the name of the architectural game has become "asset enhancement." Translation: reinventing and repackaging old malls.</w:t>
+        <w:t>MY LIFE</w:t>
         <w:br/>
-        <w:t>Across the country, from the Beaver Valley Mall outside Pittsburgh to the Beaverton Mall near Portland, Ore., first- and second-generation malls, built mostly in the 1950's and 60's, are being overhauled to compete with their descendants. Most are receiving overblown cosmetic implants, but in some instances, mall makeovers are being viewed as an opportunity to right old wrongs.</w:t>
+        <w:t>By Earvin (Magic) Johnson with William Novak.</w:t>
         <w:br/>
-        <w:t>At the Beaver Valley Mall in Monaca, Pa., the Philadelphia architect David Slovic had a notion almost unheard of in the world of malls. He tried to redo the mall so that it feels like neighboring Pittsburgh or Youngstown, rather than Atlanta or Dubuque.</w:t>
+        <w:t>Illustrated. 329 pp. New York:</w:t>
         <w:br/>
-        <w:t>Midway between Youngstown and Pittsburgh, in a hilly, suburban working-class region surrounded by steel mills, many of them idle, Beaver Valley was built in the late 1960's as a modern one-story mall. Its bland, white and beige exterior was about as riveting as mouthwash. This relentless anywhere-is-everywhere syndrome has come to define much of suburban America. The question, as Mr. Slovic put it, was: "How do we turn malls into places we like?"</w:t>
+        <w:t>Random House. $22.</w:t>
         <w:br/>
-        <w:t>The first thing he did was to open up the mall. Instead of being greeted by a sheer wall, shoppers driving up now encounter a three-tiered window nearly half a block long. The window opens onto a food court, and sidewalk strollers can see what's going on.</w:t>
+        <w:t>Magic Johnson did not cry for himself when he learned that he had been infected with H.I.V., the virus that causes AIDS. He did not cry when he broke the news to his parents or to his pregnant wife, Cookie Kelly, with whom he had struggled through a 14-year relationship before marrying her two months before. But as he reveals in his memoir "My Life," tears flowed in front of his teammates on the Los Angeles Lakers shortly before the Nov. 7, 1991, announcement of his retirement from professional basketball, to which he has since returned. "When they embraced me, one by one," he writes, "I felt that power rush through my body."</w:t>
         <w:br/>
-        <w:t>Inside, the architect dismantled the low, brooding ceilings, removing the acoustical tiles and stucco and exposing the steel duct work. This I-beam esthetic -- working-man's tracery that now harbors helium balloons lost by children -- feels right at home. Mr. Slovic used subtle regional images, colors and materials. A fanciful projecting entrance canopy is constructed of slate and steel. Inside, seating areas and other special spaces are marked by simple hanging structures made of steel girders, cables and turnbuckles. Once-bleak corridors are forested with slate-and-steel columns, in muted blue and red, the primer colors for steel. These simple elements are part of Mr. Slovic's attempts to restore a sense of place, to "repair the ills" of the first-generation mall.</w:t>
+        <w:t>"My Life" leaves one with a greater understanding of why Mr. Johnson's enforced retirement was so agonizing and short-lived. Off the basketball court, no matter how many business commitments and personal crusades there were to occupy his time, he could only be Earvin Johnson Jr., not Magic, his celebrity alter ego, one of the most loved and telegenic showmen sports has known.</w:t>
         <w:br/>
-        <w:t>The earliest shopping centers, built on the peripheries of newly expanding suburbs, were meant to give physical expression to the suburban ideal. Like the 19th-century covered urban arcades of London and Milan, they were designed as peaceful versions of the city street. The architect Victor Gruen, a mall pioneer, called them shopping towns.</w:t>
+        <w:t>He missed the games, the guys and, perhaps most of all, the glory. The spotlight is something that Mr. Johnson had grown accustomed to from the time he was a 14-year-old sensation in Lansing, Mich. He was bused from a stable, black working-class neighborhood to a predominantly white high school, where he was soon labeled "Magic" by an awestruck sportswriter. Nineteen years, one N.C.A.A. championship and five N.B.A. titles later, it was obvious that of all the heavily marketed Dream Team players at the Summer Olympics in Barcelona, Spain (including Michael Jordan), Magic Johnson was the pre-eminent ambassador and crowd pleaser.</w:t>
         <w:br/>
-        <w:t>In plan, these early weatherproof arcadias turned inward, to do for the suburbs what the market square did for Europe and the common did for American Colonial towns. The first malls were long, shedlike structures, with cement canopies to keep off the rain.</w:t>
+        <w:t>He went out of his way to put smiles on the faces of fans, opponents and reporters alike. But during his one-season absence from the National Basketball Association, when Mr. Johnson appointed himself a spokesman for the H.I.V.-infected population and was named by President Bush to the National Commission on AIDS (from which he has since resigned), he learned that crowds outside the basketball arena are not so easily wooed. He was attacked in some quarters as sexually promiscuous. He was criticized by some on the right for telling teen-agers to use condoms. He was hammered by some on the left for failing to express concern (he does so briefly in the book) for the women he might have exposed to the virus.</w:t>
         <w:br/>
-        <w:t>Soon, with technological advances in air conditioning, the enclosed mall was born. It was typically a massive brown box sitting stolid and Buddha-like in a sea of cars. Like Beaver Valley pre-makeover, it contained wide corridors, fluorescent lights, built-in concrete amenities and that quintessential design touch: hapless trees poking through round metal grates.</w:t>
+        <w:t>The sports community from which Mr. Johnson had come, where opinion is often irrefutably shaped by statistics, had not prepared him for such ambiguity. That world is totally controlled by fraternities of men, who compete and communicate in a language that can sound pathetically ignorant and offensive when placed in the context of society's more volatile issues. For example: when Mr. Johnson and other athletes spoke publicly last fall of the carnal temptations related to their celebrity, they seemed to acknowledge little or no responsibility for their nocturnal adventures. It was the fault, they implied, of the women who tenaciously pursued them for the sake of, as Mr. Johnson writes, "a conquest." Many of these women, he adds, are referred to around the N.B.A. as "bimbos" and "freaks."</w:t>
         <w:br/>
-        <w:t>That is what is known today among mall professionals as a "defective mall interior." In the 1980's, when shopping became "an experience," malls suddenly needed glamour and "curb appeal." Food courts were installed to make people stay longer.</w:t>
+        <w:t>In a chapter entitled "Women and Me," Mr. Johnson boasts of having occasional sex with two women at the same time, flying them in from different cities -- which hardly makes him a conquest or a victim. At the beginning of the chapter, again displaying a sense of what sells, he writes: "This chapter will probably be the most widely read part of this book." Ironically, it is Ms. Kelly who talks plainly of her long on-and-off relationship with Mr. Johnson and adds a new dimension to this material, much of which he has covered in numerous interviews since his retirement announcement last year.</w:t>
         <w:br/>
-        <w:t>It was the era of epic outdoor logos, splashless fountains, marble floors and post-modern pitched roofs. Vast expanses of skylights -- Vaults 'n' Stuff -- came to define what a mall should be.</w:t>
+        <w:t>"It's almost like Earvin can split himself into two people," Ms. Kelly writes, while acknowledging that the magnetic appeal of being a sports hero in Hollywood made her worry that the Magic persona was in the process of completely devouring the easygoing, family-oriented Earvin she met when they were freshmen at Michigan State University.</w:t>
         <w:br/>
-        <w:t>These newly ambitious spaces, many sprouting Pei-like pyramids on their roofs, left the one-story malls at sea. So the older ones did the only thing a self-respecting mall could do. They copied.</w:t>
+        <w:t>Certainly the basketball arena and its social periphery are most appreciative of his moves, his charm, his candor; and as the ultimate point guard, he maintains creative control. As an author, Mr. Johnson is at his best when he shares his insights about his coaches and fellow players, including hilarious exchanges between the Lakers and their stubbornly prideful former teammate Bob McAdoo. Too often, however, the book drags, as he merely recounts the events leading to the five championships during his 12 seasons.</w:t>
         <w:br/>
-        <w:t>The results, according to a 1991 study by the International Council of Shopper Centers, cause mall regulars to stay longer and spend more ("shopping intensification"). They also eat more ("eating intensification").</w:t>
+        <w:t>William Novak, who has also written autobiographies with such personalities as Lee Iacocca, Nancy Reagan and Oliver North, might have included guest voices, such as the Lakers' former coach Pat Riley and the star center Kareem Abdul-Jabbar, in addition to Ms. Kelly. Ultimately, the beauty and legacy of Magic Johnson will be as an inspirational athlete and a living symbol of an H.I.V.-infected person attempting to get on with his life.</w:t>
         <w:br/>
-        <w:t>Many of today's new-old malls are models of insta-classicism. Menlo Park, in Edison, N.J., for one, has come full circle: it opened as a one-story shopping strip in 1960, but a mere seven years later realized that it must enclose itself or die.</w:t>
+        <w:t xml:space="preserve"> </w:t>
         <w:br/>
-        <w:t>That didn't work either. So yet another "new" Menlo Park, now advertising itself as "designed to dazzle," opened last fall after being nearly demolished and revamped.</w:t>
-        <w:br/>
-        <w:t>The new Menlo Park has an airy two-story arcade, inspired by a 19th-century winter garden, superimposed on its original "dumbell" plan, with anchor department stores on each side. It is definitely a more pleasant place to spend the afternoon than the dimly lighted, Rod Serling-esque, one-style-fits-all malls of old. But it does not advance the genre. Outside, the mall is still unneighborly and fortresslike. Inside is a visual Neverland, which could just as easily be in New Jersey, Dade County, Fla., or Chicago.</w:t>
-        <w:br/>
-        <w:t>Make no mistake: Beaver Valley is still a mall, too. You can buy a Thighmaster or an Abdominizer there, or have your ears pierced at the Piercing Pagoda.</w:t>
-        <w:br/>
-        <w:t>But Beaver Valley, Muzak and all, makes an imaginative stab at redressing old mistakes. If new uses can work their way in -- a dentists' office, for instance, or maybe a library, as is under discussion -- it could start to feel more like a "shopping town" and less like a mall.</w:t>
-        <w:br/>
-        <w:t>Then the message on the billboards proclaiming "Beaver Valley . . . For a Lifetime" might come true.</w:t>
+        <w:t>&lt;CXDATE&gt;November 8, 1992, Sunday</w:t>
         <w:br/>
         <w:br/>
         <w:t>Graphic</w:t>
@@ -95,7 +85,7 @@
         <w:br/>
         <w:t xml:space="preserve"> </w:t>
         <w:br/>
-        <w:t>Photos: The Beaver Valley Mall near Pittsburgh as it looks today, top, and before repackaging -- Instead of being greeted by a sheer wall, shoppers pulling up in their cars now encounter a huge three-tiered window nearly half a block long. (Photographs by David Slovic Associates)</w:t>
+        <w:t>Photo: Magic Johnson on Sept. 29, announcing his return to the Los Angeles Lakers. (Agence France-Presse)</w:t>
       </w:r>
     </w:p>
     <w:sectPr>

--- a/example_articles/states/Michigan/2.states_Michigan_New_York_Times.docx
+++ b/example_articles/states/Michigan/2.states_Michigan_New_York_Times.docx
@@ -7,7 +7,7 @@
         <w:pStyle w:val="Heading1"/>
       </w:pPr>
       <w:r>
-        <w:t>A Point Guard Like No Other</w:t>
+        <w:t>Last Stop on the L Train: Detroit</w:t>
       </w:r>
     </w:p>
     <w:p>
@@ -17,17 +17,17 @@
     </w:p>
     <w:p>
       <w:r>
-        <w:t>Date: 1992-11-08</w:t>
+        <w:t>Date: 2015-07-12</w:t>
       </w:r>
     </w:p>
     <w:p>
       <w:r>
-        <w:t>Section: Section 7;; Section 7; Page 20; Column 3; Book Review Desk; Column 3;; Biography; Review</w:t>
+        <w:t>Section: Section ST; Column 0; Style Desk; Pg. 8</w:t>
       </w:r>
     </w:p>
     <w:p>
       <w:r>
-        <w:t>Source file: NYT/45.DOCX</w:t>
+        <w:t>Source file: NYT/36.DOCX</w:t>
       </w:r>
     </w:p>
     <w:p>
@@ -49,35 +49,82 @@
     </w:p>
     <w:p>
       <w:r>
-        <w:t>MY LIFE</w:t>
+        <w:t>''Detroit, Just West of Bushwick,'' read the first billboard that popped up in Bushwick, Brooklyn, this spring, with a working class scene from one of Diego Rivera's ''Detroit Industry'' murals. ''Detroit, Be Left Alone,'' a second one preached soon after, again in Bushwick. And then a third sign appeared, in two locations in Brooklyn and two in Manhattan -- ''Detroit: Now Hiring.''</w:t>
         <w:br/>
-        <w:t>By Earvin (Magic) Johnson with William Novak.</w:t>
+        <w:t xml:space="preserve">No one quite knew where they were coming from or who had put them up. </w:t>
         <w:br/>
-        <w:t>Illustrated. 329 pp. New York:</w:t>
+        <w:t xml:space="preserve">  But when an unrelated photo popped up on Instagram -- ''Move to Detroit'' spray-painted on a girder of the Brooklyn Bridge -- the campaign's anonymous crusader finally revealed himself.</w:t>
         <w:br/>
-        <w:t>Random House. $22.</w:t>
+        <w:t xml:space="preserve">  ''I rent billboard spaces where others don't see value. That is how I saw Detroit on my first visit four years ago,'' said Philip Kafka, the 28-year-old man who then put his passion behind the billboards with his SoHo-based company, Prince Media. ''I saw great buildings, a deep and rich cultural history, and met amazing people.''</w:t>
         <w:br/>
-        <w:t>Magic Johnson did not cry for himself when he learned that he had been infected with H.I.V., the virus that causes AIDS. He did not cry when he broke the news to his parents or to his pregnant wife, Cookie Kelly, with whom he had struggled through a 14-year relationship before marrying her two months before. But as he reveals in his memoir "My Life," tears flowed in front of his teammates on the Los Angeles Lakers shortly before the Nov. 7, 1991, announcement of his retirement from professional basketball, to which he has since returned. "When they embraced me, one by one," he writes, "I felt that power rush through my body."</w:t>
+        <w:t xml:space="preserve">  He now owns six buildings in the Motor City, one of which will house his new restaurant, Katoi, across the street from Detroit's most photographed ''ruin porn,'' the Michigan Central Station. ''I want people to know that in Detroit you can afford to make art, be a chef, buy houses, start a business, do anything if you work hard,'' he said.</w:t>
         <w:br/>
-        <w:t>"My Life" leaves one with a greater understanding of why Mr. Johnson's enforced retirement was so agonizing and short-lived. Off the basketball court, no matter how many business commitments and personal crusades there were to occupy his time, he could only be Earvin Johnson Jr., not Magic, his celebrity alter ego, one of the most loved and telegenic showmen sports has known.</w:t>
+        <w:t xml:space="preserve">  ''You can find your purpose in Detroit, which is nearly impossible to do these days in New York,'' he added.</w:t>
         <w:br/>
-        <w:t>He missed the games, the guys and, perhaps most of all, the glory. The spotlight is something that Mr. Johnson had grown accustomed to from the time he was a 14-year-old sensation in Lansing, Mich. He was bused from a stable, black working-class neighborhood to a predominantly white high school, where he was soon labeled "Magic" by an awestruck sportswriter. Nineteen years, one N.C.A.A. championship and five N.B.A. titles later, it was obvious that of all the heavily marketed Dream Team players at the Summer Olympics in Barcelona, Spain (including Michael Jordan), Magic Johnson was the pre-eminent ambassador and crowd pleaser.</w:t>
+        <w:t xml:space="preserve">  For many of the same reasons, Robert Elmes, the executive director of the 20-year-old Brooklyn-based Galápagos Art Space, a performance venue and cornerstone for artists, announced last December that the venue would be closing its doors in New York and moving to Detroit. Or as stated on its website: ''You can't paint at night in your kitchen and hope to be a good artist. It doesn't work that way.'' Since then, Mr. Elmes has received more than 500 emails from artists contemplating following him.</w:t>
         <w:br/>
-        <w:t>He went out of his way to put smiles on the faces of fans, opponents and reporters alike. But during his one-season absence from the National Basketball Association, when Mr. Johnson appointed himself a spokesman for the H.I.V.-infected population and was named by President Bush to the National Commission on AIDS (from which he has since resigned), he learned that crowds outside the basketball arena are not so easily wooed. He was attacked in some quarters as sexually promiscuous. He was criticized by some on the right for telling teen-agers to use condoms. He was hammered by some on the left for failing to express concern (he does so briefly in the book) for the women he might have exposed to the virus.</w:t>
+        <w:t xml:space="preserve">  It is now well-documented that some of Brooklyn's much-written-about creative class is being driven out of the borough by high prices and low housing stock. Some are going to Los Angeles (or even Queens), but others are migrating to the Midwest, where Detroit's empty industrial spaces, community-based projects, experimental art scene and innovative design opportunities beckon, despite the city's continuing challenges.</w:t>
         <w:br/>
-        <w:t>The sports community from which Mr. Johnson had come, where opinion is often irrefutably shaped by statistics, had not prepared him for such ambiguity. That world is totally controlled by fraternities of men, who compete and communicate in a language that can sound pathetically ignorant and offensive when placed in the context of society's more volatile issues. For example: when Mr. Johnson and other athletes spoke publicly last fall of the carnal temptations related to their celebrity, they seemed to acknowledge little or no responsibility for their nocturnal adventures. It was the fault, they implied, of the women who tenaciously pursued them for the sake of, as Mr. Johnson writes, "a conquest." Many of these women, he adds, are referred to around the N.B.A. as "bimbos" and "freaks."</w:t>
+        <w:t xml:space="preserve">  ''Brooklyn lost its whole sense of adventure for me,'' said Ben Wolf, 31, a Pratt Institute graduate who, after more than a decade in New York, moved to Detroit almost three years ago to continue creating his site-specific installations and sculptures, made from rotten boards, rusty stairwells and peeling paint, or as he said, ''the decadence of abandonment.''</w:t>
         <w:br/>
-        <w:t>In a chapter entitled "Women and Me," Mr. Johnson boasts of having occasional sex with two women at the same time, flying them in from different cities -- which hardly makes him a conquest or a victim. At the beginning of the chapter, again displaying a sense of what sells, he writes: "This chapter will probably be the most widely read part of this book." Ironically, it is Ms. Kelly who talks plainly of her long on-and-off relationship with Mr. Johnson and adds a new dimension to this material, much of which he has covered in numerous interviews since his retirement announcement last year.</w:t>
+        <w:t xml:space="preserve">  ''Initially I was attracted to the freedom of space and materials I found here,'' said Mr. Wolf. ''But what has surprised me is how Detroit has allowed me to mature.''</w:t>
         <w:br/>
-        <w:t>"It's almost like Earvin can split himself into two people," Ms. Kelly writes, while acknowledging that the magnetic appeal of being a sports hero in Hollywood made her worry that the Magic persona was in the process of completely devouring the easygoing, family-oriented Earvin she met when they were freshmen at Michigan State University.</w:t>
+        <w:t xml:space="preserve">  Mr. Wolf now works in a 25,000-square-foot warehouse and lives with his girlfriend in another 2,000-square-foot space -- both of which he bought for a combined cost of under $8,000 two years ago. ''Owning my own place or starting a business was financially impossible in Brooklyn,'' he said.</w:t>
         <w:br/>
-        <w:t>Certainly the basketball arena and its social periphery are most appreciative of his moves, his charm, his candor; and as the ultimate point guard, he maintains creative control. As an author, Mr. Johnson is at his best when he shares his insights about his coaches and fellow players, including hilarious exchanges between the Lakers and their stubbornly prideful former teammate Bob McAdoo. Too often, however, the book drags, as he merely recounts the events leading to the five championships during his 12 seasons.</w:t>
+        <w:t xml:space="preserve">  ''I came here thinking I might help save Detroit, and instead it has saved me,'' he added.</w:t>
         <w:br/>
-        <w:t>William Novak, who has also written autobiographies with such personalities as Lee Iacocca, Nancy Reagan and Oliver North, might have included guest voices, such as the Lakers' former coach Pat Riley and the star center Kareem Abdul-Jabbar, in addition to Ms. Kelly. Ultimately, the beauty and legacy of Magic Johnson will be as an inspirational athlete and a living symbol of an H.I.V.-infected person attempting to get on with his life.</w:t>
+        <w:t xml:space="preserve">  Or, as Mr. Elmes said on a recent visit to Detroit: ''New York is now hyper-gentrified like London. I want to develop artists, not destroy them, and they simply can't afford to live and work there anymore.''</w:t>
         <w:br/>
-        <w:t xml:space="preserve"> </w:t>
+        <w:t xml:space="preserve">  To that end, he has bought nine buildings totaling 600,000 square feet for what he said is ''the price of a small apartment in New York.'' He hopes to have the first space, a 300,000-square-foot former high school, opened by the fall of 2016.</w:t>
         <w:br/>
-        <w:t>&lt;CXDATE&gt;November 8, 1992, Sunday</w:t>
+        <w:t xml:space="preserve">  Mr. Elmes said he believes artists and curators will flock here from all over the world to see the work being created. ''I see Detroit becoming like Berlin just after the wall came down,'' he said.</w:t>
+        <w:br/>
+        <w:t xml:space="preserve">  Former New Yorkers now living in Detroit may be reminded of New York by a few retail outlets in their new home.</w:t>
+        <w:br/>
+        <w:t xml:space="preserve">  For instance, in the West Village neighborhood of Detroit, there is now the Red Hook, a cafe started by Sandi Heaselgrave. Ms. Heaselgrave, a photographer, moved to Williamsburg from Detroit directly out of art school in 1998, only to find herself moving back with her husband and son five years ago. And on the shelves of most stores are jars of McClure's Pickles, a ''Brooklyn/Detroit'' company that is selling its quickly expanding line nationally.</w:t>
+        <w:br/>
+        <w:t xml:space="preserve">  But while real estate is cheap and available through agents and public auction sites, particularly for those willing to navigate a complicated system, there are also hidden costs to the purchase price: back taxes, old water bills and, for the most dilapidated properties, financing a complete renovation from electricity and plumbing to a new roof and foundation.</w:t>
+        <w:br/>
+        <w:t xml:space="preserve">  ''I estimate it costs $100 a square foot to rehab an empty house here, and that is without doing anything very upscale,'' said Amy Haimerl, a former Red Hook resident who moved to Detroit in 2013 after purchasing a 3,000-square-foot house for $35,000. Since then, she and her husband have spent about $400,000 fixing it up, documenting the refurbishment on her website -- though they have not cut corners, putting in a gourmet kitchen and installing old moldings from an abandoned church.</w:t>
+        <w:br/>
+        <w:t xml:space="preserve">  Others, like the community activist and artist Halima Cassells, are experimenting with more frugal ways to fix up a previously abandoned building. Ms. Cassells, who during her six years in Brooklyn moved seven times, is now back in her native Detroit and the proud owner of a two-family home she recently bought for just $3,100, including back taxes.</w:t>
+        <w:br/>
+        <w:t xml:space="preserve">  As an extension of the ''free-market movement'' she began here, in which community members trade items they no longer need at regularly organized swaps, she has started a ''builders' club.'' In the club, those who help labor on the house's restoration, which she is documenting in a blog, will in return be given space to work in what she hopes will become a rotating workshop for community projects and artists.</w:t>
+        <w:br/>
+        <w:t xml:space="preserve">  ''One thing anyone moving here needs to know is you have to come into Detroit respecting the people who have been living here through all the city's struggles,'' Ms. Cassells said.</w:t>
+        <w:br/>
+        <w:t xml:space="preserve">  Toby Barlow agrees. Mr. Barlow, a former New Yorker, is credited by many with putting Detroit on the national moving map back in 2009 with his opinion article for The New York Times titled, ''For Sale: The $100 House.''</w:t>
+        <w:br/>
+        <w:t xml:space="preserve">  ''Because the city has been through so much, we are ahead of the nation on all the big conversations like race and class,'' he said. ''But you have to settle in and get involved to succeed here.''</w:t>
+        <w:br/>
+        <w:t xml:space="preserve">  Two years ago, Mr. Barlow started the nonprofit ''Write a House,'' which awards a literary prize like no other: ownership of a free home in a culturally diverse neighborhood in Detroit that hopes to encourage residents to stay in the area. The first winner, a 30-year-old poet and historian, Casey Rocheteau, moved to Detroit last fall from Brooklyn, and she is quick to say Detroit is nothing like her former home.</w:t>
+        <w:br/>
+        <w:t xml:space="preserve">  ''Detroit is culturally different,'' she said. ''New York is predicated on competition. Toddlers fight seniors for subway seats. Detroit is all about collaboration.''</w:t>
+        <w:br/>
+        <w:t xml:space="preserve">  It is also very much about the African-American community, which makes up about 83 percent of Detroit's still-dwindling population.</w:t>
+        <w:br/>
+        <w:t xml:space="preserve">  ''If you look around and find yourself in an all white space, you should know you are having a racially curated experience, like a Kenyan safari,'' said the filmmaker and activist Dream Hampton. ''But if you venture off, you will find a city that is complicated, has a rich history and some of the realest people you have ever met.''</w:t>
+        <w:br/>
+        <w:t xml:space="preserve">  Ms. Hampton moved home to her Detroit 19 years after leaving for a career in New York, which included collaborating with Jay Z on his best-selling book, ''Decoded.''</w:t>
+        <w:br/>
+        <w:t xml:space="preserve">  ''Sure, gentrification brings slow-drip coffee, pedigree pork and almond milk, but it also brings hyper-policing,'' said Ms. Hampton.</w:t>
+        <w:br/>
+        <w:t xml:space="preserve">  She added that newcomers need to realize Detroit residents have been working to find solutions to the city's problems for decades and should respectfully join natives' efforts, rather than presume to have the answers.</w:t>
+        <w:br/>
+        <w:t xml:space="preserve">  What's more, newcomers in creative professions may still find it difficult to support themselves, even in a city as affordable as Detroit appears to be compared with other regional hubs like Portland, Ore.; Minneapolis; Austin, Tex.; and Seattle.</w:t>
+        <w:br/>
+        <w:t xml:space="preserve">  ''A lot of my job is resetting the expectations of people moving here,'' said Matthew Clayson, executive director of the Detroit Creative Corridor Center, an economic development partnership between Business Leaders for Michigan and the College for Creative Studies, in downtown Detroit.</w:t>
+        <w:br/>
+        <w:t xml:space="preserve">  One recent arrival is Richard Ganas, 29, a furniture designer and fabricator, with a new 3,000-square-foot studio, for which he pays just $1,500 a month. Having just moved from New York, where he spent the last five years working for the invention company Quirky, he can now afford to branch out on his own. Never mind that his first client was Quirky, which commissioned him to make a 20-foot-long conference table for one of the company's offices.</w:t>
+        <w:br/>
+        <w:t xml:space="preserve">  ''The hope is that Detroit will become a new national furniture design district,'' he said. It may take some time, though; the loft space next to him is about to be occupied by a guy who makes giant terrariums.</w:t>
+        <w:br/>
+        <w:t xml:space="preserve">  There is no need to ask the jewelry and fashion designers Samantha Banks Schefman and Paulina Petkoski, both 28, if they regret moving out of their small, overpriced apartments in Brooklyn for the 6,000-square-foot loft they now occupy in Detroit. Owned by Eric Bernstein -- a planner and technical director for New York events -- the loft's rent is reduced for Ms. Schefman and Ms. Petkoski. In return, they manage the Airbnb rentals of two of the four bedrooms.</w:t>
+        <w:br/>
+        <w:t xml:space="preserve">  ''I keep pinching myself,'' said Ms. Schefman, who moved from New York to Detroit in March. ''It still feels unreal.''</w:t>
+        <w:br/>
+        <w:br/>
+        <w:t>http://www.nytimes.com/2015/07/12/fashion/last-stop-on-the-l-train-detroit.html</w:t>
         <w:br/>
         <w:br/>
         <w:t>Graphic</w:t>
@@ -85,7 +132,11 @@
         <w:br/>
         <w:t xml:space="preserve"> </w:t>
         <w:br/>
-        <w:t>Photo: Magic Johnson on Sept. 29, announcing his return to the Los Angeles Lakers. (Agence France-Presse)</w:t>
+        <w:t>PHOTOS: Examples of those leaving New York for Detroit, are from left to right: Robert Elmes, who is moving his art space to Detroit</w:t>
+        <w:br/>
+        <w:t>the artist and activist Halima Cassells</w:t>
+        <w:br/>
+        <w:t xml:space="preserve"> and the cafe owner Sandi Heaselgrave. (PHOTOGRAPHS BY FABRIZIO COSTANTINI FOR THE NEW YORK TIMES) (ST8-ST9)</w:t>
       </w:r>
     </w:p>
     <w:sectPr>
